--- a/fase2/Evidencias Proyecto/Evidencias de Documentacion/06_Evidencia_Retrospectiva/Sprint_03/DPAY3_Retro_S03.docx
+++ b/fase2/Evidencias Proyecto/Evidencias de Documentacion/06_Evidencia_Retrospectiva/Sprint_03/DPAY3_Retro_S03.docx
@@ -90,7 +90,7 @@
         <w:t>Fecha:</w:t>
       </w:r>
       <w:r>
-        <w:t xml:space="preserve"> 2026-10-14</w:t>
+        <w:t xml:space="preserve"> 2026-10-18</w:t>
       </w:r>
     </w:p>
     <w:p>
@@ -922,7 +922,7 @@
                 <w:sz w:val="18"/>
                 <w:szCs w:val="18"/>
               </w:rPr>
-              <w:t>—</w:t>
+              <w:t>-</w:t>
             </w:r>
           </w:p>
         </w:tc>
@@ -1150,7 +1150,7 @@
           </w:tcPr>
           <w:p>
             <w:r>
-              <w:t>—</w:t>
+              <w:t>-</w:t>
             </w:r>
           </w:p>
         </w:tc>
